--- a/material/musterloesung-basistext.docx
+++ b/material/musterloesung-basistext.docx
@@ -861,7 +861,7 @@
         <w:rFonts w:asciiTheme="minorHAnsi" w:eastAsiaTheme="minorEastAsia" w:hAnsiTheme="minorHAnsi" w:cstheme="minorBidi"/>
         <w:sz w:val="22"/>
         <w:szCs w:val="22"/>
-        <w:lang w:val="en-US" w:eastAsia="en-US" w:bidi="ar-SA"/>
+        <w:lang w:val="de-DE" w:eastAsia="en-US" w:bidi="ar-SA"/>
       </w:rPr>
     </w:rPrDefault>
     <w:pPrDefault>
@@ -1022,6 +1022,7 @@
       <w:b w:val="0"/>
       <w:color w:val="000000"/>
       <w:sz w:val="24"/>
+      <w:lang w:val="de-DE"/>
     </w:rPr>
   </w:style>
   <w:style w:type="paragraph" w:styleId="Header">
